--- a/DESCARGABLES_PDF/CARTA FORMAL/REDACTAR UNA CARTA FORMAL PARA EL DELE C1.docx
+++ b/DESCARGABLES_PDF/CARTA FORMAL/REDACTAR UNA CARTA FORMAL PARA EL DELE C1.docx
@@ -135,7 +135,6 @@
                 <w:sz w:val="17"/>
                 <w:szCs w:val="17"/>
               </w:rPr>
-              <w:t xml:space="preserve">SPANISH LESSONS — </w:t>
             </w:r>
             <w:proofErr w:type="spellStart"/>
             <w:r>
@@ -147,7 +146,6 @@
                 <w:sz w:val="17"/>
                 <w:szCs w:val="17"/>
               </w:rPr>
-              <w:t>with</w:t>
             </w:r>
             <w:proofErr w:type="spellEnd"/>
             <w:r>
@@ -159,7 +157,6 @@
                 <w:sz w:val="17"/>
                 <w:szCs w:val="17"/>
               </w:rPr>
-              <w:t xml:space="preserve"> Mercedes</w:t>
             </w:r>
           </w:p>
           <w:p>
@@ -176,7 +173,6 @@
                 <w:sz w:val="72"/>
                 <w:szCs w:val="72"/>
               </w:rPr>
-              <w:t>SER y ESTAR en español</w:t>
             </w:r>
           </w:p>
           <w:p>
@@ -190,7 +186,6 @@
                 <w:sz w:val="22"/>
                 <w:szCs w:val="22"/>
               </w:rPr>
-              <w:t xml:space="preserve">Los dos verbos que todo el mundo </w:t>
             </w:r>
             <w:proofErr w:type="gramStart"/>
             <w:r>
@@ -200,7 +195,6 @@
                 <w:sz w:val="22"/>
                 <w:szCs w:val="22"/>
               </w:rPr>
-              <w:t>confunde  ·</w:t>
             </w:r>
             <w:proofErr w:type="gramEnd"/>
             <w:r>
@@ -210,7 +204,6 @@
                 <w:sz w:val="22"/>
                 <w:szCs w:val="22"/>
               </w:rPr>
-              <w:t xml:space="preserve">  Nivel A1 – B1</w:t>
             </w:r>
           </w:p>
         </w:tc>
